--- a/documentacion/word/RecepcionElectronica/BC-RE-001-Bitacora.docx
+++ b/documentacion/word/RecepcionElectronica/BC-RE-001-Bitacora.docx
@@ -6,8 +6,10 @@
       <w:pPr>
         <w:pStyle w:val="Heading1"/>
       </w:pPr>
-      <w:r/>
       <w:r>
+        <w:rPr>
+          <w:color w:val="1F4E79"/>
+        </w:rPr>
         <w:t>Bitácora de Cambios</w:t>
       </w:r>
     </w:p>
@@ -15,8 +17,10 @@
       <w:pPr>
         <w:pStyle w:val="Heading2"/>
       </w:pPr>
-      <w:r/>
       <w:r>
+        <w:rPr>
+          <w:color w:val="1F4E79"/>
+        </w:rPr>
         <w:t>Recepción Electrónica (RE) — Base</w:t>
       </w:r>
     </w:p>
@@ -44,11 +48,13 @@
             <w:r>
               <w:rPr>
                 <w:b/>
+                <w:color w:val="1F4E79"/>
               </w:rPr>
             </w:r>
             <w:r>
               <w:rPr>
                 <w:b/>
+                <w:color w:val="1F4E79"/>
               </w:rPr>
               <w:t>Campo</w:t>
             </w:r>
@@ -62,11 +68,13 @@
             <w:r>
               <w:rPr>
                 <w:b/>
+                <w:color w:val="1F4E79"/>
               </w:rPr>
             </w:r>
             <w:r>
               <w:rPr>
                 <w:b/>
+                <w:color w:val="1F4E79"/>
               </w:rPr>
               <w:t>Descripción</w:t>
             </w:r>
@@ -271,8 +279,10 @@
       <w:pPr>
         <w:pStyle w:val="Heading2"/>
       </w:pPr>
-      <w:r/>
       <w:r>
+        <w:rPr>
+          <w:color w:val="1F4E79"/>
+        </w:rPr>
         <w:t>1. Propósito</w:t>
       </w:r>
     </w:p>
@@ -285,8 +295,10 @@
       <w:pPr>
         <w:pStyle w:val="Heading2"/>
       </w:pPr>
-      <w:r/>
       <w:r>
+        <w:rPr>
+          <w:color w:val="1F4E79"/>
+        </w:rPr>
         <w:t>2. Formato de registro</w:t>
       </w:r>
     </w:p>
@@ -309,11 +321,13 @@
             <w:r>
               <w:rPr>
                 <w:b/>
+                <w:color w:val="1F4E79"/>
               </w:rPr>
             </w:r>
             <w:r>
               <w:rPr>
                 <w:b/>
+                <w:color w:val="1F4E79"/>
               </w:rPr>
               <w:t>Campo</w:t>
             </w:r>
@@ -327,11 +341,13 @@
             <w:r>
               <w:rPr>
                 <w:b/>
+                <w:color w:val="1F4E79"/>
               </w:rPr>
             </w:r>
             <w:r>
               <w:rPr>
                 <w:b/>
+                <w:color w:val="1F4E79"/>
               </w:rPr>
               <w:t>Descripción</w:t>
             </w:r>
@@ -488,14 +504,19 @@
       <w:pPr>
         <w:pStyle w:val="Heading2"/>
       </w:pPr>
-      <w:r/>
       <w:r>
+        <w:rPr>
+          <w:color w:val="1F4E79"/>
+        </w:rPr>
         <w:t>3. Histórico de cambios</w:t>
       </w:r>
     </w:p>
     <w:p>
+      <w:pPr>
+        <w:ind w:left="360"/>
+      </w:pPr>
       <w:r>
-        <w:t>&gt; Histórico inicial derivado del control de versiones del repositorio.</w:t>
+        <w:t>Histórico inicial derivado del control de versiones del repositorio.</w:t>
       </w:r>
     </w:p>
     <w:tbl>
@@ -519,11 +540,13 @@
             <w:r>
               <w:rPr>
                 <w:b/>
+                <w:color w:val="1F4E79"/>
               </w:rPr>
             </w:r>
             <w:r>
               <w:rPr>
                 <w:b/>
+                <w:color w:val="1F4E79"/>
               </w:rPr>
               <w:t>Fecha</w:t>
             </w:r>
@@ -537,11 +560,13 @@
             <w:r>
               <w:rPr>
                 <w:b/>
+                <w:color w:val="1F4E79"/>
               </w:rPr>
             </w:r>
             <w:r>
               <w:rPr>
                 <w:b/>
+                <w:color w:val="1F4E79"/>
               </w:rPr>
               <w:t>Referencia</w:t>
             </w:r>
@@ -555,11 +580,13 @@
             <w:r>
               <w:rPr>
                 <w:b/>
+                <w:color w:val="1F4E79"/>
               </w:rPr>
             </w:r>
             <w:r>
               <w:rPr>
                 <w:b/>
+                <w:color w:val="1F4E79"/>
               </w:rPr>
               <w:t>Tipo</w:t>
             </w:r>
@@ -573,11 +600,13 @@
             <w:r>
               <w:rPr>
                 <w:b/>
+                <w:color w:val="1F4E79"/>
               </w:rPr>
             </w:r>
             <w:r>
               <w:rPr>
                 <w:b/>
+                <w:color w:val="1F4E79"/>
               </w:rPr>
               <w:t>Descripción</w:t>
             </w:r>
@@ -1461,16 +1490,21 @@
     </w:tbl>
     <w:p/>
     <w:p>
+      <w:pPr>
+        <w:ind w:left="360"/>
+      </w:pPr>
       <w:r>
-        <w:t>&gt; Para el histórico completo, consúltese el control de versiones del repositorio.</w:t>
+        <w:t>Para el histórico completo, consúltese el control de versiones del repositorio.</w:t>
       </w:r>
     </w:p>
     <w:p>
       <w:pPr>
         <w:pStyle w:val="Heading2"/>
       </w:pPr>
-      <w:r/>
       <w:r>
+        <w:rPr>
+          <w:color w:val="1F4E79"/>
+        </w:rPr>
         <w:t>4. Registro de nuevos cambios</w:t>
       </w:r>
     </w:p>
@@ -1497,11 +1531,13 @@
             <w:r>
               <w:rPr>
                 <w:b/>
+                <w:color w:val="1F4E79"/>
               </w:rPr>
             </w:r>
             <w:r>
               <w:rPr>
                 <w:b/>
+                <w:color w:val="1F4E79"/>
               </w:rPr>
               <w:t>Fecha</w:t>
             </w:r>
@@ -1515,11 +1551,13 @@
             <w:r>
               <w:rPr>
                 <w:b/>
+                <w:color w:val="1F4E79"/>
               </w:rPr>
             </w:r>
             <w:r>
               <w:rPr>
                 <w:b/>
+                <w:color w:val="1F4E79"/>
               </w:rPr>
               <w:t>Referencia</w:t>
             </w:r>
@@ -1533,11 +1571,13 @@
             <w:r>
               <w:rPr>
                 <w:b/>
+                <w:color w:val="1F4E79"/>
               </w:rPr>
             </w:r>
             <w:r>
               <w:rPr>
                 <w:b/>
+                <w:color w:val="1F4E79"/>
               </w:rPr>
               <w:t>Tipo</w:t>
             </w:r>
@@ -1551,11 +1591,13 @@
             <w:r>
               <w:rPr>
                 <w:b/>
+                <w:color w:val="1F4E79"/>
               </w:rPr>
             </w:r>
             <w:r>
               <w:rPr>
                 <w:b/>
+                <w:color w:val="1F4E79"/>
               </w:rPr>
               <w:t>Descripción</w:t>
             </w:r>
@@ -1569,11 +1611,13 @@
             <w:r>
               <w:rPr>
                 <w:b/>
+                <w:color w:val="1F4E79"/>
               </w:rPr>
             </w:r>
             <w:r>
               <w:rPr>
                 <w:b/>
+                <w:color w:val="1F4E79"/>
               </w:rPr>
               <w:t>Responsable</w:t>
             </w:r>
@@ -1587,11 +1631,13 @@
             <w:r>
               <w:rPr>
                 <w:b/>
+                <w:color w:val="1F4E79"/>
               </w:rPr>
             </w:r>
             <w:r>
               <w:rPr>
                 <w:b/>
+                <w:color w:val="1F4E79"/>
               </w:rPr>
               <w:t>Validación</w:t>
             </w:r>
@@ -1704,8 +1750,10 @@
       <w:pPr>
         <w:pStyle w:val="Heading2"/>
       </w:pPr>
-      <w:r/>
       <w:r>
+        <w:rPr>
+          <w:color w:val="1F4E79"/>
+        </w:rPr>
         <w:t>5. Control documental</w:t>
       </w:r>
     </w:p>
@@ -1732,11 +1780,13 @@
             <w:r>
               <w:rPr>
                 <w:b/>
+                <w:color w:val="1F4E79"/>
               </w:rPr>
             </w:r>
             <w:r>
               <w:rPr>
                 <w:b/>
+                <w:color w:val="1F4E79"/>
               </w:rPr>
               <w:t>Documento</w:t>
             </w:r>
@@ -1750,11 +1800,13 @@
             <w:r>
               <w:rPr>
                 <w:b/>
+                <w:color w:val="1F4E79"/>
               </w:rPr>
             </w:r>
             <w:r>
               <w:rPr>
                 <w:b/>
+                <w:color w:val="1F4E79"/>
               </w:rPr>
               <w:t>Código</w:t>
             </w:r>
@@ -1768,11 +1820,13 @@
             <w:r>
               <w:rPr>
                 <w:b/>
+                <w:color w:val="1F4E79"/>
               </w:rPr>
             </w:r>
             <w:r>
               <w:rPr>
                 <w:b/>
+                <w:color w:val="1F4E79"/>
               </w:rPr>
               <w:t>Versión</w:t>
             </w:r>
@@ -1786,11 +1840,13 @@
             <w:r>
               <w:rPr>
                 <w:b/>
+                <w:color w:val="1F4E79"/>
               </w:rPr>
             </w:r>
             <w:r>
               <w:rPr>
                 <w:b/>
+                <w:color w:val="1F4E79"/>
               </w:rPr>
               <w:t>Fecha</w:t>
             </w:r>
@@ -1804,11 +1860,13 @@
             <w:r>
               <w:rPr>
                 <w:b/>
+                <w:color w:val="1F4E79"/>
               </w:rPr>
             </w:r>
             <w:r>
               <w:rPr>
                 <w:b/>
+                <w:color w:val="1F4E79"/>
               </w:rPr>
               <w:t>Responsable</w:t>
             </w:r>
@@ -1822,11 +1880,13 @@
             <w:r>
               <w:rPr>
                 <w:b/>
+                <w:color w:val="1F4E79"/>
               </w:rPr>
             </w:r>
             <w:r>
               <w:rPr>
                 <w:b/>
+                <w:color w:val="1F4E79"/>
               </w:rPr>
               <w:t>Estado</w:t>
             </w:r>

--- a/documentacion/word/RecepcionElectronica/BC-RE-001-Bitacora.docx
+++ b/documentacion/word/RecepcionElectronica/BC-RE-001-Bitacora.docx
@@ -310,12 +310,31 @@
     <w:p/>
     <w:p>
       <w:pPr>
+        <w:rPr>
+          <w:rFonts w:asciiTheme="majorHAnsi" w:eastAsiaTheme="majorEastAsia" w:hAnsiTheme="majorHAnsi" w:cstheme="majorBidi"/>
+          <w:b/>
+          <w:bCs/>
+          <w:color w:val="1F4E79"/>
+          <w:sz w:val="26"/>
+          <w:szCs w:val="26"/>
+        </w:rPr>
+      </w:pPr>
+      <w:r>
+        <w:rPr>
+          <w:color w:val="1F4E79"/>
+        </w:rPr>
+        <w:br w:type="page"/>
+      </w:r>
+    </w:p>
+    <w:p>
+      <w:pPr>
         <w:pStyle w:val="Ttulo2"/>
       </w:pPr>
       <w:r>
         <w:rPr>
           <w:color w:val="1F4E79"/>
         </w:rPr>
+        <w:lastRenderedPageBreak/>
         <w:t>1. Propósito</w:t>
       </w:r>
     </w:p>
@@ -939,11 +958,7 @@
               <w:cnfStyle w:val="000000100000" w:firstRow="0" w:lastRow="0" w:firstColumn="0" w:lastColumn="0" w:oddVBand="0" w:evenVBand="0" w:oddHBand="1" w:evenHBand="0" w:firstRowFirstColumn="0" w:firstRowLastColumn="0" w:lastRowFirstColumn="0" w:lastRowLastColumn="0"/>
             </w:pPr>
             <w:r>
-              <w:t xml:space="preserve">Diferencia iconos de </w:t>
-            </w:r>
-            <w:r>
-              <w:lastRenderedPageBreak/>
-              <w:t>contratistas.</w:t>
+              <w:t>Diferencia iconos de contratistas.</w:t>
             </w:r>
           </w:p>
         </w:tc>
@@ -959,7 +974,6 @@
           </w:tcPr>
           <w:p>
             <w:r>
-              <w:lastRenderedPageBreak/>
               <w:t>2026-06-15</w:t>
             </w:r>
           </w:p>
@@ -1337,7 +1351,11 @@
               <w:cnfStyle w:val="000000010000" w:firstRow="0" w:lastRow="0" w:firstColumn="0" w:lastColumn="0" w:oddVBand="0" w:evenVBand="0" w:oddHBand="0" w:evenHBand="1" w:firstRowFirstColumn="0" w:firstRowLastColumn="0" w:lastRowFirstColumn="0" w:lastRowLastColumn="0"/>
             </w:pPr>
             <w:r>
-              <w:t>Mejora reportes e integraciones de acceso.</w:t>
+              <w:t xml:space="preserve">Mejora reportes e </w:t>
+            </w:r>
+            <w:r>
+              <w:lastRenderedPageBreak/>
+              <w:t>integraciones de acceso.</w:t>
             </w:r>
           </w:p>
         </w:tc>
@@ -1353,6 +1371,7 @@
           </w:tcPr>
           <w:p>
             <w:r>
+              <w:lastRenderedPageBreak/>
               <w:t>2026-06-15</w:t>
             </w:r>
           </w:p>
@@ -2034,6 +2053,9 @@
           <w:pStyle w:val="Piedepgina"/>
         </w:pPr>
         <w:r>
+          <w:rPr>
+            <w:noProof/>
+          </w:rPr>
           <mc:AlternateContent>
             <mc:Choice Requires="wpg">
               <w:drawing>
@@ -2330,6 +2352,7 @@
     </w:pPr>
     <w:r>
       <w:rPr>
+        <w:noProof/>
         <w:lang w:eastAsia="es-MX"/>
       </w:rPr>
       <w:drawing>
